--- a/M&A/カンテサンス/別紙2_貸借対照表及び損益計算書_抜粋_WineBank_2025年9月期.docx
+++ b/M&A/カンテサンス/別紙2_貸借対照表及び損益計算書_抜粋_WineBank_2025年9月期.docx
@@ -35,15 +35,15 @@
       <w:r>
         <w:rPr>
           <w:rFonts w:ascii="BIZ UDPゴシック" w:hAnsi="BIZ UDPゴシック" w:eastAsia="BIZ UDPゴシック"/>
-          <w:b w:val="0"/>
-          <w:sz w:val="19"/>
+          <w:b/>
+          <w:sz w:val="21"/>
         </w:rPr>
-        <w:t>株式会社WineBank　第54期（自 2024年10月1日　至 2025年9月30日）　単体</w:t>
+        <w:t>1．株式会社WineBank　第54期（自 2024年10月1日　至 2025年9月30日）　単体</w:t>
       </w:r>
     </w:p>
     <w:p>
       <w:pPr>
-        <w:spacing w:after="40" w:before="0"/>
+        <w:spacing w:after="0" w:before="0"/>
         <w:jc w:val="right"/>
       </w:pPr>
       <w:r>
@@ -65,7 +65,7 @@
           <w:b/>
           <w:sz w:val="21"/>
         </w:rPr>
-        <w:t>1．貸借対照表（2025年9月30日現在）</w:t>
+        <w:t>(1) 貸借対照表（2025年9月30日現在）</w:t>
       </w:r>
     </w:p>
     <w:tbl>
@@ -1137,19 +1137,7 @@
     </w:tbl>
     <w:p>
       <w:pPr>
-        <w:spacing w:after="40" w:before="0"/>
-      </w:pPr>
-      <w:r>
-        <w:rPr>
-          <w:rFonts w:ascii="BIZ UDPゴシック" w:hAnsi="BIZ UDPゴシック" w:eastAsia="BIZ UDPゴシック"/>
-          <w:b w:val="0"/>
-          <w:sz w:val="19"/>
-        </w:rPr>
-      </w:r>
-    </w:p>
-    <w:p>
-      <w:pPr>
-        <w:spacing w:after="60" w:before="120"/>
+        <w:spacing w:after="60" w:before="160"/>
       </w:pPr>
       <w:r>
         <w:rPr>
@@ -1157,7 +1145,7 @@
           <w:b/>
           <w:sz w:val="21"/>
         </w:rPr>
-        <w:t>2．損益計算書（自 2024年10月1日　至 2025年9月30日）</w:t>
+        <w:t>(2) 損益計算書（自 2024年10月1日　至 2025年9月30日）</w:t>
       </w:r>
     </w:p>
     <w:tbl>
@@ -1782,12 +1770,1698 @@
           <w:b w:val="0"/>
           <w:sz w:val="17"/>
         </w:rPr>
-        <w:t>※4　資本金および資本剰余金は、2025年9月30日時点の金額です。</w:t>
+        <w:t>※4　資本金および資本剰余金は2025年9月30日時点の金額です。期末後に増資を行っており、現在の資本金（資本準備金を含む）は4億3,716万9千円です。</w:t>
+      </w:r>
+    </w:p>
+    <w:p>
+      <w:r>
+        <w:br w:type="page"/>
+      </w:r>
+    </w:p>
+    <w:p>
+      <w:pPr>
+        <w:spacing w:after="20" w:before="0"/>
+      </w:pPr>
+      <w:r>
+        <w:rPr>
+          <w:rFonts w:ascii="BIZ UDPゴシック" w:hAnsi="BIZ UDPゴシック" w:eastAsia="BIZ UDPゴシック"/>
+          <w:b/>
+          <w:sz w:val="21"/>
+        </w:rPr>
+        <w:t>2．（参考）株式会社アピシウス　第2期（自 2025年1月1日　至 2025年12月31日）</w:t>
+      </w:r>
+    </w:p>
+    <w:p>
+      <w:pPr>
+        <w:spacing w:after="20" w:before="0"/>
+      </w:pPr>
+      <w:r>
+        <w:rPr>
+          <w:rFonts w:ascii="BIZ UDPゴシック" w:hAnsi="BIZ UDPゴシック" w:eastAsia="BIZ UDPゴシック"/>
+          <w:b w:val="0"/>
+          <w:sz w:val="18"/>
+        </w:rPr>
+        <w:t>当社グループが2024年6月に株式の100%を取得し、東京・銀座でグランメゾン「アピシウス」を運営する会社です。本件の承継モデルの参考として掲載いたします。</w:t>
+      </w:r>
+    </w:p>
+    <w:p>
+      <w:pPr>
+        <w:spacing w:after="0" w:before="0"/>
+        <w:jc w:val="right"/>
+      </w:pPr>
+      <w:r>
+        <w:rPr>
+          <w:rFonts w:ascii="BIZ UDPゴシック" w:hAnsi="BIZ UDPゴシック" w:eastAsia="BIZ UDPゴシック"/>
+          <w:b w:val="0"/>
+          <w:sz w:val="17"/>
+        </w:rPr>
+        <w:t>（単位：千円）</w:t>
+      </w:r>
+    </w:p>
+    <w:p>
+      <w:pPr>
+        <w:spacing w:after="60" w:before="80"/>
+      </w:pPr>
+      <w:r>
+        <w:rPr>
+          <w:rFonts w:ascii="BIZ UDPゴシック" w:hAnsi="BIZ UDPゴシック" w:eastAsia="BIZ UDPゴシック"/>
+          <w:b/>
+          <w:sz w:val="21"/>
+        </w:rPr>
+        <w:t>(1) 貸借対照表（2025年12月31日現在）</w:t>
+      </w:r>
+    </w:p>
+    <w:tbl>
+      <w:tblPr>
+        <w:tblStyle w:val="TableGrid"/>
+        <w:tblW w:type="auto" w:w="0"/>
+        <w:jc w:val="center"/>
+        <w:tblLayout w:type="fixed"/>
+        <w:tblLook w:firstColumn="1" w:firstRow="1" w:lastColumn="0" w:lastRow="0" w:noHBand="0" w:noVBand="1" w:val="04A0"/>
+      </w:tblPr>
+      <w:tblGrid>
+        <w:gridCol w:w="2835"/>
+        <w:gridCol w:w="1814"/>
+        <w:gridCol w:w="2835"/>
+        <w:gridCol w:w="1814"/>
+      </w:tblGrid>
+      <w:tr>
+        <w:tc>
+          <w:tcPr>
+            <w:tcW w:type="dxa" w:w="2835"/>
+            <w:shd w:val="clear" w:color="auto" w:fill="F2F2F2"/>
+          </w:tcPr>
+          <w:p>
+            <w:pPr>
+              <w:spacing w:after="0"/>
+            </w:pPr>
+            <w:r>
+              <w:rPr>
+                <w:rFonts w:ascii="BIZ UDPゴシック" w:hAnsi="BIZ UDPゴシック" w:eastAsia="BIZ UDPゴシック"/>
+                <w:b/>
+                <w:sz w:val="18"/>
+              </w:rPr>
+              <w:t>資産の部</w:t>
+            </w:r>
+          </w:p>
+        </w:tc>
+        <w:tc>
+          <w:tcPr>
+            <w:tcW w:type="dxa" w:w="1814"/>
+            <w:shd w:val="clear" w:color="auto" w:fill="F2F2F2"/>
+          </w:tcPr>
+          <w:p>
+            <w:pPr>
+              <w:spacing w:after="0"/>
+              <w:jc w:val="right"/>
+            </w:pPr>
+            <w:r>
+              <w:rPr>
+                <w:rFonts w:ascii="BIZ UDPゴシック" w:hAnsi="BIZ UDPゴシック" w:eastAsia="BIZ UDPゴシック"/>
+                <w:b/>
+                <w:sz w:val="18"/>
+              </w:rPr>
+              <w:t>金額</w:t>
+            </w:r>
+          </w:p>
+        </w:tc>
+        <w:tc>
+          <w:tcPr>
+            <w:tcW w:type="dxa" w:w="2835"/>
+            <w:shd w:val="clear" w:color="auto" w:fill="F2F2F2"/>
+          </w:tcPr>
+          <w:p>
+            <w:pPr>
+              <w:spacing w:after="0"/>
+            </w:pPr>
+            <w:r>
+              <w:rPr>
+                <w:rFonts w:ascii="BIZ UDPゴシック" w:hAnsi="BIZ UDPゴシック" w:eastAsia="BIZ UDPゴシック"/>
+                <w:b/>
+                <w:sz w:val="18"/>
+              </w:rPr>
+              <w:t>負債及び純資産の部</w:t>
+            </w:r>
+          </w:p>
+        </w:tc>
+        <w:tc>
+          <w:tcPr>
+            <w:tcW w:type="dxa" w:w="1814"/>
+            <w:shd w:val="clear" w:color="auto" w:fill="F2F2F2"/>
+          </w:tcPr>
+          <w:p>
+            <w:pPr>
+              <w:spacing w:after="0"/>
+              <w:jc w:val="right"/>
+            </w:pPr>
+            <w:r>
+              <w:rPr>
+                <w:rFonts w:ascii="BIZ UDPゴシック" w:hAnsi="BIZ UDPゴシック" w:eastAsia="BIZ UDPゴシック"/>
+                <w:b/>
+                <w:sz w:val="18"/>
+              </w:rPr>
+              <w:t>金額</w:t>
+            </w:r>
+          </w:p>
+        </w:tc>
+      </w:tr>
+      <w:tr>
+        <w:tc>
+          <w:tcPr>
+            <w:tcW w:type="dxa" w:w="2835"/>
+          </w:tcPr>
+          <w:p>
+            <w:pPr>
+              <w:spacing w:after="0"/>
+            </w:pPr>
+            <w:r>
+              <w:rPr>
+                <w:rFonts w:ascii="BIZ UDPゴシック" w:hAnsi="BIZ UDPゴシック" w:eastAsia="BIZ UDPゴシック"/>
+                <w:b/>
+                <w:sz w:val="18"/>
+              </w:rPr>
+              <w:t>【流動資産】</w:t>
+            </w:r>
+          </w:p>
+        </w:tc>
+        <w:tc>
+          <w:tcPr>
+            <w:tcW w:type="dxa" w:w="1814"/>
+          </w:tcPr>
+          <w:p>
+            <w:pPr>
+              <w:spacing w:after="0"/>
+              <w:jc w:val="right"/>
+            </w:pPr>
+            <w:r>
+              <w:rPr>
+                <w:rFonts w:ascii="BIZ UDPゴシック" w:hAnsi="BIZ UDPゴシック" w:eastAsia="BIZ UDPゴシック"/>
+                <w:b/>
+                <w:sz w:val="18"/>
+              </w:rPr>
+              <w:t>478,954</w:t>
+            </w:r>
+          </w:p>
+        </w:tc>
+        <w:tc>
+          <w:tcPr>
+            <w:tcW w:type="dxa" w:w="2835"/>
+          </w:tcPr>
+          <w:p>
+            <w:pPr>
+              <w:spacing w:after="0"/>
+            </w:pPr>
+            <w:r>
+              <w:rPr>
+                <w:rFonts w:ascii="BIZ UDPゴシック" w:hAnsi="BIZ UDPゴシック" w:eastAsia="BIZ UDPゴシック"/>
+                <w:b/>
+                <w:sz w:val="18"/>
+              </w:rPr>
+              <w:t>【流動負債】</w:t>
+            </w:r>
+          </w:p>
+        </w:tc>
+        <w:tc>
+          <w:tcPr>
+            <w:tcW w:type="dxa" w:w="1814"/>
+          </w:tcPr>
+          <w:p>
+            <w:pPr>
+              <w:spacing w:after="0"/>
+              <w:jc w:val="right"/>
+            </w:pPr>
+            <w:r>
+              <w:rPr>
+                <w:rFonts w:ascii="BIZ UDPゴシック" w:hAnsi="BIZ UDPゴシック" w:eastAsia="BIZ UDPゴシック"/>
+                <w:b/>
+                <w:sz w:val="18"/>
+              </w:rPr>
+              <w:t>92,524</w:t>
+            </w:r>
+          </w:p>
+        </w:tc>
+      </w:tr>
+      <w:tr>
+        <w:tc>
+          <w:tcPr>
+            <w:tcW w:type="dxa" w:w="2835"/>
+          </w:tcPr>
+          <w:p>
+            <w:pPr>
+              <w:spacing w:after="0"/>
+            </w:pPr>
+            <w:r>
+              <w:rPr>
+                <w:rFonts w:ascii="BIZ UDPゴシック" w:hAnsi="BIZ UDPゴシック" w:eastAsia="BIZ UDPゴシック"/>
+                <w:b w:val="0"/>
+                <w:sz w:val="18"/>
+              </w:rPr>
+              <w:t xml:space="preserve">　現金及び預金</w:t>
+            </w:r>
+          </w:p>
+        </w:tc>
+        <w:tc>
+          <w:tcPr>
+            <w:tcW w:type="dxa" w:w="1814"/>
+          </w:tcPr>
+          <w:p>
+            <w:pPr>
+              <w:spacing w:after="0"/>
+              <w:jc w:val="right"/>
+            </w:pPr>
+            <w:r>
+              <w:rPr>
+                <w:rFonts w:ascii="BIZ UDPゴシック" w:hAnsi="BIZ UDPゴシック" w:eastAsia="BIZ UDPゴシック"/>
+                <w:b w:val="0"/>
+                <w:sz w:val="18"/>
+              </w:rPr>
+              <w:t>57,372</w:t>
+            </w:r>
+          </w:p>
+        </w:tc>
+        <w:tc>
+          <w:tcPr>
+            <w:tcW w:type="dxa" w:w="2835"/>
+          </w:tcPr>
+          <w:p>
+            <w:pPr>
+              <w:spacing w:after="0"/>
+            </w:pPr>
+            <w:r>
+              <w:rPr>
+                <w:rFonts w:ascii="BIZ UDPゴシック" w:hAnsi="BIZ UDPゴシック" w:eastAsia="BIZ UDPゴシック"/>
+                <w:b w:val="0"/>
+                <w:sz w:val="18"/>
+              </w:rPr>
+              <w:t xml:space="preserve">　買掛金</w:t>
+            </w:r>
+          </w:p>
+        </w:tc>
+        <w:tc>
+          <w:tcPr>
+            <w:tcW w:type="dxa" w:w="1814"/>
+          </w:tcPr>
+          <w:p>
+            <w:pPr>
+              <w:spacing w:after="0"/>
+              <w:jc w:val="right"/>
+            </w:pPr>
+            <w:r>
+              <w:rPr>
+                <w:rFonts w:ascii="BIZ UDPゴシック" w:hAnsi="BIZ UDPゴシック" w:eastAsia="BIZ UDPゴシック"/>
+                <w:b w:val="0"/>
+                <w:sz w:val="18"/>
+              </w:rPr>
+              <w:t>27,151</w:t>
+            </w:r>
+          </w:p>
+        </w:tc>
+      </w:tr>
+      <w:tr>
+        <w:tc>
+          <w:tcPr>
+            <w:tcW w:type="dxa" w:w="2835"/>
+          </w:tcPr>
+          <w:p>
+            <w:pPr>
+              <w:spacing w:after="0"/>
+            </w:pPr>
+            <w:r>
+              <w:rPr>
+                <w:rFonts w:ascii="BIZ UDPゴシック" w:hAnsi="BIZ UDPゴシック" w:eastAsia="BIZ UDPゴシック"/>
+                <w:b w:val="0"/>
+                <w:sz w:val="18"/>
+              </w:rPr>
+              <w:t xml:space="preserve">　売掛金</w:t>
+            </w:r>
+          </w:p>
+        </w:tc>
+        <w:tc>
+          <w:tcPr>
+            <w:tcW w:type="dxa" w:w="1814"/>
+          </w:tcPr>
+          <w:p>
+            <w:pPr>
+              <w:spacing w:after="0"/>
+              <w:jc w:val="right"/>
+            </w:pPr>
+            <w:r>
+              <w:rPr>
+                <w:rFonts w:ascii="BIZ UDPゴシック" w:hAnsi="BIZ UDPゴシック" w:eastAsia="BIZ UDPゴシック"/>
+                <w:b w:val="0"/>
+                <w:sz w:val="18"/>
+              </w:rPr>
+              <w:t>38,019</w:t>
+            </w:r>
+          </w:p>
+        </w:tc>
+        <w:tc>
+          <w:tcPr>
+            <w:tcW w:type="dxa" w:w="2835"/>
+          </w:tcPr>
+          <w:p>
+            <w:pPr>
+              <w:spacing w:after="0"/>
+            </w:pPr>
+            <w:r>
+              <w:rPr>
+                <w:rFonts w:ascii="BIZ UDPゴシック" w:hAnsi="BIZ UDPゴシック" w:eastAsia="BIZ UDPゴシック"/>
+                <w:b w:val="0"/>
+                <w:sz w:val="18"/>
+              </w:rPr>
+              <w:t xml:space="preserve">　未払金</w:t>
+            </w:r>
+          </w:p>
+        </w:tc>
+        <w:tc>
+          <w:tcPr>
+            <w:tcW w:type="dxa" w:w="1814"/>
+          </w:tcPr>
+          <w:p>
+            <w:pPr>
+              <w:spacing w:after="0"/>
+              <w:jc w:val="right"/>
+            </w:pPr>
+            <w:r>
+              <w:rPr>
+                <w:rFonts w:ascii="BIZ UDPゴシック" w:hAnsi="BIZ UDPゴシック" w:eastAsia="BIZ UDPゴシック"/>
+                <w:b w:val="0"/>
+                <w:sz w:val="18"/>
+              </w:rPr>
+              <w:t>25,914</w:t>
+            </w:r>
+          </w:p>
+        </w:tc>
+      </w:tr>
+      <w:tr>
+        <w:tc>
+          <w:tcPr>
+            <w:tcW w:type="dxa" w:w="2835"/>
+          </w:tcPr>
+          <w:p>
+            <w:pPr>
+              <w:spacing w:after="0"/>
+            </w:pPr>
+            <w:r>
+              <w:rPr>
+                <w:rFonts w:ascii="BIZ UDPゴシック" w:hAnsi="BIZ UDPゴシック" w:eastAsia="BIZ UDPゴシック"/>
+                <w:b w:val="0"/>
+                <w:sz w:val="18"/>
+              </w:rPr>
+              <w:t xml:space="preserve">　商品</w:t>
+            </w:r>
+          </w:p>
+        </w:tc>
+        <w:tc>
+          <w:tcPr>
+            <w:tcW w:type="dxa" w:w="1814"/>
+          </w:tcPr>
+          <w:p>
+            <w:pPr>
+              <w:spacing w:after="0"/>
+              <w:jc w:val="right"/>
+            </w:pPr>
+            <w:r>
+              <w:rPr>
+                <w:rFonts w:ascii="BIZ UDPゴシック" w:hAnsi="BIZ UDPゴシック" w:eastAsia="BIZ UDPゴシック"/>
+                <w:b w:val="0"/>
+                <w:sz w:val="18"/>
+              </w:rPr>
+              <w:t>375,793</w:t>
+            </w:r>
+          </w:p>
+        </w:tc>
+        <w:tc>
+          <w:tcPr>
+            <w:tcW w:type="dxa" w:w="2835"/>
+          </w:tcPr>
+          <w:p>
+            <w:pPr>
+              <w:spacing w:after="0"/>
+            </w:pPr>
+            <w:r>
+              <w:rPr>
+                <w:rFonts w:ascii="BIZ UDPゴシック" w:hAnsi="BIZ UDPゴシック" w:eastAsia="BIZ UDPゴシック"/>
+                <w:b w:val="0"/>
+                <w:sz w:val="18"/>
+              </w:rPr>
+              <w:t xml:space="preserve">　未払法人税等</w:t>
+            </w:r>
+          </w:p>
+        </w:tc>
+        <w:tc>
+          <w:tcPr>
+            <w:tcW w:type="dxa" w:w="1814"/>
+          </w:tcPr>
+          <w:p>
+            <w:pPr>
+              <w:spacing w:after="0"/>
+              <w:jc w:val="right"/>
+            </w:pPr>
+            <w:r>
+              <w:rPr>
+                <w:rFonts w:ascii="BIZ UDPゴシック" w:hAnsi="BIZ UDPゴシック" w:eastAsia="BIZ UDPゴシック"/>
+                <w:b w:val="0"/>
+                <w:sz w:val="18"/>
+              </w:rPr>
+              <w:t>28,046</w:t>
+            </w:r>
+          </w:p>
+        </w:tc>
+      </w:tr>
+      <w:tr>
+        <w:tc>
+          <w:tcPr>
+            <w:tcW w:type="dxa" w:w="2835"/>
+          </w:tcPr>
+          <w:p>
+            <w:pPr>
+              <w:spacing w:after="0"/>
+            </w:pPr>
+            <w:r>
+              <w:rPr>
+                <w:rFonts w:ascii="BIZ UDPゴシック" w:hAnsi="BIZ UDPゴシック" w:eastAsia="BIZ UDPゴシック"/>
+                <w:b w:val="0"/>
+                <w:sz w:val="18"/>
+              </w:rPr>
+              <w:t xml:space="preserve">　その他</w:t>
+            </w:r>
+          </w:p>
+        </w:tc>
+        <w:tc>
+          <w:tcPr>
+            <w:tcW w:type="dxa" w:w="1814"/>
+          </w:tcPr>
+          <w:p>
+            <w:pPr>
+              <w:spacing w:after="0"/>
+              <w:jc w:val="right"/>
+            </w:pPr>
+            <w:r>
+              <w:rPr>
+                <w:rFonts w:ascii="BIZ UDPゴシック" w:hAnsi="BIZ UDPゴシック" w:eastAsia="BIZ UDPゴシック"/>
+                <w:b w:val="0"/>
+                <w:sz w:val="18"/>
+              </w:rPr>
+              <w:t>7,770</w:t>
+            </w:r>
+          </w:p>
+        </w:tc>
+        <w:tc>
+          <w:tcPr>
+            <w:tcW w:type="dxa" w:w="2835"/>
+          </w:tcPr>
+          <w:p>
+            <w:pPr>
+              <w:spacing w:after="0"/>
+            </w:pPr>
+            <w:r>
+              <w:rPr>
+                <w:rFonts w:ascii="BIZ UDPゴシック" w:hAnsi="BIZ UDPゴシック" w:eastAsia="BIZ UDPゴシック"/>
+                <w:b w:val="0"/>
+                <w:sz w:val="18"/>
+              </w:rPr>
+              <w:t xml:space="preserve">　その他</w:t>
+            </w:r>
+          </w:p>
+        </w:tc>
+        <w:tc>
+          <w:tcPr>
+            <w:tcW w:type="dxa" w:w="1814"/>
+          </w:tcPr>
+          <w:p>
+            <w:pPr>
+              <w:spacing w:after="0"/>
+              <w:jc w:val="right"/>
+            </w:pPr>
+            <w:r>
+              <w:rPr>
+                <w:rFonts w:ascii="BIZ UDPゴシック" w:hAnsi="BIZ UDPゴシック" w:eastAsia="BIZ UDPゴシック"/>
+                <w:b w:val="0"/>
+                <w:sz w:val="18"/>
+              </w:rPr>
+              <w:t>11,414</w:t>
+            </w:r>
+          </w:p>
+        </w:tc>
+      </w:tr>
+      <w:tr>
+        <w:tc>
+          <w:tcPr>
+            <w:tcW w:type="dxa" w:w="2835"/>
+          </w:tcPr>
+          <w:p>
+            <w:pPr>
+              <w:spacing w:after="0"/>
+            </w:pPr>
+            <w:r>
+              <w:rPr>
+                <w:rFonts w:ascii="BIZ UDPゴシック" w:hAnsi="BIZ UDPゴシック" w:eastAsia="BIZ UDPゴシック"/>
+                <w:b/>
+                <w:sz w:val="18"/>
+              </w:rPr>
+              <w:t>【固定資産】</w:t>
+            </w:r>
+          </w:p>
+        </w:tc>
+        <w:tc>
+          <w:tcPr>
+            <w:tcW w:type="dxa" w:w="1814"/>
+          </w:tcPr>
+          <w:p>
+            <w:pPr>
+              <w:spacing w:after="0"/>
+              <w:jc w:val="right"/>
+            </w:pPr>
+            <w:r>
+              <w:rPr>
+                <w:rFonts w:ascii="BIZ UDPゴシック" w:hAnsi="BIZ UDPゴシック" w:eastAsia="BIZ UDPゴシック"/>
+                <w:b/>
+                <w:sz w:val="18"/>
+              </w:rPr>
+              <w:t>178,951</w:t>
+            </w:r>
+          </w:p>
+        </w:tc>
+        <w:tc>
+          <w:tcPr>
+            <w:tcW w:type="dxa" w:w="2835"/>
+          </w:tcPr>
+          <w:p>
+            <w:pPr>
+              <w:spacing w:after="0"/>
+            </w:pPr>
+            <w:r>
+              <w:rPr>
+                <w:rFonts w:ascii="BIZ UDPゴシック" w:hAnsi="BIZ UDPゴシック" w:eastAsia="BIZ UDPゴシック"/>
+                <w:b/>
+                <w:sz w:val="18"/>
+              </w:rPr>
+              <w:t>【固定負債】</w:t>
+            </w:r>
+          </w:p>
+        </w:tc>
+        <w:tc>
+          <w:tcPr>
+            <w:tcW w:type="dxa" w:w="1814"/>
+          </w:tcPr>
+          <w:p>
+            <w:pPr>
+              <w:spacing w:after="0"/>
+              <w:jc w:val="right"/>
+            </w:pPr>
+            <w:r>
+              <w:rPr>
+                <w:rFonts w:ascii="BIZ UDPゴシック" w:hAnsi="BIZ UDPゴシック" w:eastAsia="BIZ UDPゴシック"/>
+                <w:b/>
+                <w:sz w:val="18"/>
+              </w:rPr>
+              <w:t>47,162</w:t>
+            </w:r>
+          </w:p>
+        </w:tc>
+      </w:tr>
+      <w:tr>
+        <w:tc>
+          <w:tcPr>
+            <w:tcW w:type="dxa" w:w="2835"/>
+          </w:tcPr>
+          <w:p>
+            <w:pPr>
+              <w:spacing w:after="0"/>
+            </w:pPr>
+            <w:r>
+              <w:rPr>
+                <w:rFonts w:ascii="BIZ UDPゴシック" w:hAnsi="BIZ UDPゴシック" w:eastAsia="BIZ UDPゴシック"/>
+                <w:b w:val="0"/>
+                <w:sz w:val="18"/>
+              </w:rPr>
+              <w:t xml:space="preserve">　有形固定資産</w:t>
+            </w:r>
+          </w:p>
+        </w:tc>
+        <w:tc>
+          <w:tcPr>
+            <w:tcW w:type="dxa" w:w="1814"/>
+          </w:tcPr>
+          <w:p>
+            <w:pPr>
+              <w:spacing w:after="0"/>
+              <w:jc w:val="right"/>
+            </w:pPr>
+            <w:r>
+              <w:rPr>
+                <w:rFonts w:ascii="BIZ UDPゴシック" w:hAnsi="BIZ UDPゴシック" w:eastAsia="BIZ UDPゴシック"/>
+                <w:b w:val="0"/>
+                <w:sz w:val="18"/>
+              </w:rPr>
+              <w:t>11,098</w:t>
+            </w:r>
+          </w:p>
+        </w:tc>
+        <w:tc>
+          <w:tcPr>
+            <w:tcW w:type="dxa" w:w="2835"/>
+          </w:tcPr>
+          <w:p>
+            <w:pPr>
+              <w:spacing w:after="0"/>
+            </w:pPr>
+            <w:r>
+              <w:rPr>
+                <w:rFonts w:ascii="BIZ UDPゴシック" w:hAnsi="BIZ UDPゴシック" w:eastAsia="BIZ UDPゴシック"/>
+                <w:b w:val="0"/>
+                <w:sz w:val="18"/>
+              </w:rPr>
+              <w:t xml:space="preserve">　退職給付引当金</w:t>
+            </w:r>
+          </w:p>
+        </w:tc>
+        <w:tc>
+          <w:tcPr>
+            <w:tcW w:type="dxa" w:w="1814"/>
+          </w:tcPr>
+          <w:p>
+            <w:pPr>
+              <w:spacing w:after="0"/>
+              <w:jc w:val="right"/>
+            </w:pPr>
+            <w:r>
+              <w:rPr>
+                <w:rFonts w:ascii="BIZ UDPゴシック" w:hAnsi="BIZ UDPゴシック" w:eastAsia="BIZ UDPゴシック"/>
+                <w:b w:val="0"/>
+                <w:sz w:val="18"/>
+              </w:rPr>
+              <w:t>47,162</w:t>
+            </w:r>
+          </w:p>
+        </w:tc>
+      </w:tr>
+      <w:tr>
+        <w:tc>
+          <w:tcPr>
+            <w:tcW w:type="dxa" w:w="2835"/>
+          </w:tcPr>
+          <w:p>
+            <w:pPr>
+              <w:spacing w:after="0"/>
+            </w:pPr>
+            <w:r>
+              <w:rPr>
+                <w:rFonts w:ascii="BIZ UDPゴシック" w:hAnsi="BIZ UDPゴシック" w:eastAsia="BIZ UDPゴシック"/>
+                <w:b w:val="0"/>
+                <w:sz w:val="18"/>
+              </w:rPr>
+              <w:t xml:space="preserve">　投資その他の資産</w:t>
+            </w:r>
+          </w:p>
+        </w:tc>
+        <w:tc>
+          <w:tcPr>
+            <w:tcW w:type="dxa" w:w="1814"/>
+          </w:tcPr>
+          <w:p>
+            <w:pPr>
+              <w:spacing w:after="0"/>
+              <w:jc w:val="right"/>
+            </w:pPr>
+            <w:r>
+              <w:rPr>
+                <w:rFonts w:ascii="BIZ UDPゴシック" w:hAnsi="BIZ UDPゴシック" w:eastAsia="BIZ UDPゴシック"/>
+                <w:b w:val="0"/>
+                <w:sz w:val="18"/>
+              </w:rPr>
+              <w:t>167,853</w:t>
+            </w:r>
+          </w:p>
+        </w:tc>
+        <w:tc>
+          <w:tcPr>
+            <w:tcW w:type="dxa" w:w="2835"/>
+            <w:shd w:val="clear" w:color="auto" w:fill="F2F2F2"/>
+          </w:tcPr>
+          <w:p>
+            <w:pPr>
+              <w:spacing w:after="0"/>
+            </w:pPr>
+            <w:r>
+              <w:rPr>
+                <w:rFonts w:ascii="BIZ UDPゴシック" w:hAnsi="BIZ UDPゴシック" w:eastAsia="BIZ UDPゴシック"/>
+                <w:b/>
+                <w:sz w:val="18"/>
+              </w:rPr>
+              <w:t>負債合計</w:t>
+            </w:r>
+          </w:p>
+        </w:tc>
+        <w:tc>
+          <w:tcPr>
+            <w:tcW w:type="dxa" w:w="1814"/>
+            <w:shd w:val="clear" w:color="auto" w:fill="F2F2F2"/>
+          </w:tcPr>
+          <w:p>
+            <w:pPr>
+              <w:spacing w:after="0"/>
+              <w:jc w:val="right"/>
+            </w:pPr>
+            <w:r>
+              <w:rPr>
+                <w:rFonts w:ascii="BIZ UDPゴシック" w:hAnsi="BIZ UDPゴシック" w:eastAsia="BIZ UDPゴシック"/>
+                <w:b/>
+                <w:sz w:val="18"/>
+              </w:rPr>
+              <w:t>139,686</w:t>
+            </w:r>
+          </w:p>
+        </w:tc>
+      </w:tr>
+      <w:tr>
+        <w:tc>
+          <w:tcPr>
+            <w:tcW w:type="dxa" w:w="2835"/>
+          </w:tcPr>
+          <w:p/>
+        </w:tc>
+        <w:tc>
+          <w:tcPr>
+            <w:tcW w:type="dxa" w:w="1814"/>
+          </w:tcPr>
+          <w:p/>
+        </w:tc>
+        <w:tc>
+          <w:tcPr>
+            <w:tcW w:type="dxa" w:w="2835"/>
+          </w:tcPr>
+          <w:p>
+            <w:pPr>
+              <w:spacing w:after="0"/>
+            </w:pPr>
+            <w:r>
+              <w:rPr>
+                <w:rFonts w:ascii="BIZ UDPゴシック" w:hAnsi="BIZ UDPゴシック" w:eastAsia="BIZ UDPゴシック"/>
+                <w:b/>
+                <w:sz w:val="18"/>
+              </w:rPr>
+              <w:t>【純資産】</w:t>
+            </w:r>
+          </w:p>
+        </w:tc>
+        <w:tc>
+          <w:tcPr>
+            <w:tcW w:type="dxa" w:w="1814"/>
+          </w:tcPr>
+          <w:p>
+            <w:pPr>
+              <w:spacing w:after="0"/>
+              <w:jc w:val="right"/>
+            </w:pPr>
+            <w:r>
+              <w:rPr>
+                <w:rFonts w:ascii="BIZ UDPゴシック" w:hAnsi="BIZ UDPゴシック" w:eastAsia="BIZ UDPゴシック"/>
+                <w:b/>
+                <w:sz w:val="18"/>
+              </w:rPr>
+              <w:t>518,219</w:t>
+            </w:r>
+          </w:p>
+        </w:tc>
+      </w:tr>
+      <w:tr>
+        <w:tc>
+          <w:tcPr>
+            <w:tcW w:type="dxa" w:w="2835"/>
+          </w:tcPr>
+          <w:p/>
+        </w:tc>
+        <w:tc>
+          <w:tcPr>
+            <w:tcW w:type="dxa" w:w="1814"/>
+          </w:tcPr>
+          <w:p/>
+        </w:tc>
+        <w:tc>
+          <w:tcPr>
+            <w:tcW w:type="dxa" w:w="2835"/>
+          </w:tcPr>
+          <w:p>
+            <w:pPr>
+              <w:spacing w:after="0"/>
+            </w:pPr>
+            <w:r>
+              <w:rPr>
+                <w:rFonts w:ascii="BIZ UDPゴシック" w:hAnsi="BIZ UDPゴシック" w:eastAsia="BIZ UDPゴシック"/>
+                <w:b w:val="0"/>
+                <w:sz w:val="18"/>
+              </w:rPr>
+              <w:t xml:space="preserve">　資本金</w:t>
+            </w:r>
+          </w:p>
+        </w:tc>
+        <w:tc>
+          <w:tcPr>
+            <w:tcW w:type="dxa" w:w="1814"/>
+          </w:tcPr>
+          <w:p>
+            <w:pPr>
+              <w:spacing w:after="0"/>
+              <w:jc w:val="right"/>
+            </w:pPr>
+            <w:r>
+              <w:rPr>
+                <w:rFonts w:ascii="BIZ UDPゴシック" w:hAnsi="BIZ UDPゴシック" w:eastAsia="BIZ UDPゴシック"/>
+                <w:b w:val="0"/>
+                <w:sz w:val="18"/>
+              </w:rPr>
+              <w:t>10,000</w:t>
+            </w:r>
+          </w:p>
+        </w:tc>
+      </w:tr>
+      <w:tr>
+        <w:tc>
+          <w:tcPr>
+            <w:tcW w:type="dxa" w:w="2835"/>
+          </w:tcPr>
+          <w:p/>
+        </w:tc>
+        <w:tc>
+          <w:tcPr>
+            <w:tcW w:type="dxa" w:w="1814"/>
+          </w:tcPr>
+          <w:p/>
+        </w:tc>
+        <w:tc>
+          <w:tcPr>
+            <w:tcW w:type="dxa" w:w="2835"/>
+          </w:tcPr>
+          <w:p>
+            <w:pPr>
+              <w:spacing w:after="0"/>
+            </w:pPr>
+            <w:r>
+              <w:rPr>
+                <w:rFonts w:ascii="BIZ UDPゴシック" w:hAnsi="BIZ UDPゴシック" w:eastAsia="BIZ UDPゴシック"/>
+                <w:b w:val="0"/>
+                <w:sz w:val="18"/>
+              </w:rPr>
+              <w:t xml:space="preserve">　資本剰余金</w:t>
+            </w:r>
+          </w:p>
+        </w:tc>
+        <w:tc>
+          <w:tcPr>
+            <w:tcW w:type="dxa" w:w="1814"/>
+          </w:tcPr>
+          <w:p>
+            <w:pPr>
+              <w:spacing w:after="0"/>
+              <w:jc w:val="right"/>
+            </w:pPr>
+            <w:r>
+              <w:rPr>
+                <w:rFonts w:ascii="BIZ UDPゴシック" w:hAnsi="BIZ UDPゴシック" w:eastAsia="BIZ UDPゴシック"/>
+                <w:b w:val="0"/>
+                <w:sz w:val="18"/>
+              </w:rPr>
+              <w:t>458,138</w:t>
+            </w:r>
+          </w:p>
+        </w:tc>
+      </w:tr>
+      <w:tr>
+        <w:tc>
+          <w:tcPr>
+            <w:tcW w:type="dxa" w:w="2835"/>
+          </w:tcPr>
+          <w:p/>
+        </w:tc>
+        <w:tc>
+          <w:tcPr>
+            <w:tcW w:type="dxa" w:w="1814"/>
+          </w:tcPr>
+          <w:p/>
+        </w:tc>
+        <w:tc>
+          <w:tcPr>
+            <w:tcW w:type="dxa" w:w="2835"/>
+          </w:tcPr>
+          <w:p>
+            <w:pPr>
+              <w:spacing w:after="0"/>
+            </w:pPr>
+            <w:r>
+              <w:rPr>
+                <w:rFonts w:ascii="BIZ UDPゴシック" w:hAnsi="BIZ UDPゴシック" w:eastAsia="BIZ UDPゴシック"/>
+                <w:b w:val="0"/>
+                <w:sz w:val="18"/>
+              </w:rPr>
+              <w:t xml:space="preserve">　利益剰余金</w:t>
+            </w:r>
+          </w:p>
+        </w:tc>
+        <w:tc>
+          <w:tcPr>
+            <w:tcW w:type="dxa" w:w="1814"/>
+          </w:tcPr>
+          <w:p>
+            <w:pPr>
+              <w:spacing w:after="0"/>
+              <w:jc w:val="right"/>
+            </w:pPr>
+            <w:r>
+              <w:rPr>
+                <w:rFonts w:ascii="BIZ UDPゴシック" w:hAnsi="BIZ UDPゴシック" w:eastAsia="BIZ UDPゴシック"/>
+                <w:b w:val="0"/>
+                <w:sz w:val="18"/>
+              </w:rPr>
+              <w:t>50,081</w:t>
+            </w:r>
+          </w:p>
+        </w:tc>
+      </w:tr>
+      <w:tr>
+        <w:tc>
+          <w:tcPr>
+            <w:tcW w:type="dxa" w:w="2835"/>
+          </w:tcPr>
+          <w:p/>
+        </w:tc>
+        <w:tc>
+          <w:tcPr>
+            <w:tcW w:type="dxa" w:w="1814"/>
+          </w:tcPr>
+          <w:p/>
+        </w:tc>
+        <w:tc>
+          <w:tcPr>
+            <w:tcW w:type="dxa" w:w="2835"/>
+            <w:shd w:val="clear" w:color="auto" w:fill="F2F2F2"/>
+          </w:tcPr>
+          <w:p>
+            <w:pPr>
+              <w:spacing w:after="0"/>
+            </w:pPr>
+            <w:r>
+              <w:rPr>
+                <w:rFonts w:ascii="BIZ UDPゴシック" w:hAnsi="BIZ UDPゴシック" w:eastAsia="BIZ UDPゴシック"/>
+                <w:b/>
+                <w:sz w:val="18"/>
+              </w:rPr>
+              <w:t>純資産合計</w:t>
+            </w:r>
+          </w:p>
+        </w:tc>
+        <w:tc>
+          <w:tcPr>
+            <w:tcW w:type="dxa" w:w="1814"/>
+            <w:shd w:val="clear" w:color="auto" w:fill="F2F2F2"/>
+          </w:tcPr>
+          <w:p>
+            <w:pPr>
+              <w:spacing w:after="0"/>
+              <w:jc w:val="right"/>
+            </w:pPr>
+            <w:r>
+              <w:rPr>
+                <w:rFonts w:ascii="BIZ UDPゴシック" w:hAnsi="BIZ UDPゴシック" w:eastAsia="BIZ UDPゴシック"/>
+                <w:b/>
+                <w:sz w:val="18"/>
+              </w:rPr>
+              <w:t>518,219</w:t>
+            </w:r>
+          </w:p>
+        </w:tc>
+      </w:tr>
+      <w:tr>
+        <w:tc>
+          <w:tcPr>
+            <w:tcW w:type="dxa" w:w="2835"/>
+            <w:shd w:val="clear" w:color="auto" w:fill="F2F2F2"/>
+          </w:tcPr>
+          <w:p>
+            <w:pPr>
+              <w:spacing w:after="0"/>
+            </w:pPr>
+            <w:r>
+              <w:rPr>
+                <w:rFonts w:ascii="BIZ UDPゴシック" w:hAnsi="BIZ UDPゴシック" w:eastAsia="BIZ UDPゴシック"/>
+                <w:b/>
+                <w:sz w:val="18"/>
+              </w:rPr>
+              <w:t>資産合計</w:t>
+            </w:r>
+          </w:p>
+        </w:tc>
+        <w:tc>
+          <w:tcPr>
+            <w:tcW w:type="dxa" w:w="1814"/>
+            <w:shd w:val="clear" w:color="auto" w:fill="F2F2F2"/>
+          </w:tcPr>
+          <w:p>
+            <w:pPr>
+              <w:spacing w:after="0"/>
+              <w:jc w:val="right"/>
+            </w:pPr>
+            <w:r>
+              <w:rPr>
+                <w:rFonts w:ascii="BIZ UDPゴシック" w:hAnsi="BIZ UDPゴシック" w:eastAsia="BIZ UDPゴシック"/>
+                <w:b/>
+                <w:sz w:val="18"/>
+              </w:rPr>
+              <w:t>657,905</w:t>
+            </w:r>
+          </w:p>
+        </w:tc>
+        <w:tc>
+          <w:tcPr>
+            <w:tcW w:type="dxa" w:w="2835"/>
+            <w:shd w:val="clear" w:color="auto" w:fill="F2F2F2"/>
+          </w:tcPr>
+          <w:p>
+            <w:pPr>
+              <w:spacing w:after="0"/>
+            </w:pPr>
+            <w:r>
+              <w:rPr>
+                <w:rFonts w:ascii="BIZ UDPゴシック" w:hAnsi="BIZ UDPゴシック" w:eastAsia="BIZ UDPゴシック"/>
+                <w:b/>
+                <w:sz w:val="18"/>
+              </w:rPr>
+              <w:t>負債・純資産合計</w:t>
+            </w:r>
+          </w:p>
+        </w:tc>
+        <w:tc>
+          <w:tcPr>
+            <w:tcW w:type="dxa" w:w="1814"/>
+            <w:shd w:val="clear" w:color="auto" w:fill="F2F2F2"/>
+          </w:tcPr>
+          <w:p>
+            <w:pPr>
+              <w:spacing w:after="0"/>
+              <w:jc w:val="right"/>
+            </w:pPr>
+            <w:r>
+              <w:rPr>
+                <w:rFonts w:ascii="BIZ UDPゴシック" w:hAnsi="BIZ UDPゴシック" w:eastAsia="BIZ UDPゴシック"/>
+                <w:b/>
+                <w:sz w:val="18"/>
+              </w:rPr>
+              <w:t>657,905</w:t>
+            </w:r>
+          </w:p>
+        </w:tc>
+      </w:tr>
+    </w:tbl>
+    <w:p>
+      <w:pPr>
+        <w:spacing w:after="60" w:before="160"/>
+      </w:pPr>
+      <w:r>
+        <w:rPr>
+          <w:rFonts w:ascii="BIZ UDPゴシック" w:hAnsi="BIZ UDPゴシック" w:eastAsia="BIZ UDPゴシック"/>
+          <w:b/>
+          <w:sz w:val="21"/>
+        </w:rPr>
+        <w:t>(2) 損益計算書（自 2025年1月1日　至 2025年12月31日）</w:t>
+      </w:r>
+    </w:p>
+    <w:tbl>
+      <w:tblPr>
+        <w:tblStyle w:val="TableGrid"/>
+        <w:tblW w:type="auto" w:w="0"/>
+        <w:jc w:val="center"/>
+        <w:tblLayout w:type="fixed"/>
+        <w:tblLook w:firstColumn="1" w:firstRow="1" w:lastColumn="0" w:lastRow="0" w:noHBand="0" w:noVBand="1" w:val="04A0"/>
+      </w:tblPr>
+      <w:tblGrid>
+        <w:gridCol w:w="5102"/>
+        <w:gridCol w:w="2268"/>
+      </w:tblGrid>
+      <w:tr>
+        <w:tc>
+          <w:tcPr>
+            <w:tcW w:type="dxa" w:w="5102"/>
+            <w:shd w:val="clear" w:color="auto" w:fill="F2F2F2"/>
+          </w:tcPr>
+          <w:p>
+            <w:pPr>
+              <w:spacing w:after="0"/>
+            </w:pPr>
+            <w:r>
+              <w:rPr>
+                <w:rFonts w:ascii="BIZ UDPゴシック" w:hAnsi="BIZ UDPゴシック" w:eastAsia="BIZ UDPゴシック"/>
+                <w:b/>
+                <w:sz w:val="18"/>
+              </w:rPr>
+              <w:t>科目</w:t>
+            </w:r>
+          </w:p>
+        </w:tc>
+        <w:tc>
+          <w:tcPr>
+            <w:tcW w:type="dxa" w:w="2268"/>
+            <w:shd w:val="clear" w:color="auto" w:fill="F2F2F2"/>
+          </w:tcPr>
+          <w:p>
+            <w:pPr>
+              <w:spacing w:after="0"/>
+              <w:jc w:val="right"/>
+            </w:pPr>
+            <w:r>
+              <w:rPr>
+                <w:rFonts w:ascii="BIZ UDPゴシック" w:hAnsi="BIZ UDPゴシック" w:eastAsia="BIZ UDPゴシック"/>
+                <w:b/>
+                <w:sz w:val="18"/>
+              </w:rPr>
+              <w:t>金額</w:t>
+            </w:r>
+          </w:p>
+        </w:tc>
+      </w:tr>
+      <w:tr>
+        <w:tc>
+          <w:tcPr>
+            <w:tcW w:type="dxa" w:w="5102"/>
+          </w:tcPr>
+          <w:p>
+            <w:pPr>
+              <w:spacing w:after="0"/>
+            </w:pPr>
+            <w:r>
+              <w:rPr>
+                <w:rFonts w:ascii="BIZ UDPゴシック" w:hAnsi="BIZ UDPゴシック" w:eastAsia="BIZ UDPゴシック"/>
+                <w:b/>
+                <w:sz w:val="18"/>
+              </w:rPr>
+              <w:t>売上高</w:t>
+            </w:r>
+          </w:p>
+        </w:tc>
+        <w:tc>
+          <w:tcPr>
+            <w:tcW w:type="dxa" w:w="2268"/>
+          </w:tcPr>
+          <w:p>
+            <w:pPr>
+              <w:spacing w:after="0"/>
+              <w:jc w:val="right"/>
+            </w:pPr>
+            <w:r>
+              <w:rPr>
+                <w:rFonts w:ascii="BIZ UDPゴシック" w:hAnsi="BIZ UDPゴシック" w:eastAsia="BIZ UDPゴシック"/>
+                <w:b/>
+                <w:sz w:val="18"/>
+              </w:rPr>
+              <w:t>705,063</w:t>
+            </w:r>
+          </w:p>
+        </w:tc>
+      </w:tr>
+      <w:tr>
+        <w:tc>
+          <w:tcPr>
+            <w:tcW w:type="dxa" w:w="5102"/>
+          </w:tcPr>
+          <w:p>
+            <w:pPr>
+              <w:spacing w:after="0"/>
+            </w:pPr>
+            <w:r>
+              <w:rPr>
+                <w:rFonts w:ascii="BIZ UDPゴシック" w:hAnsi="BIZ UDPゴシック" w:eastAsia="BIZ UDPゴシック"/>
+                <w:b w:val="0"/>
+                <w:sz w:val="18"/>
+              </w:rPr>
+              <w:t xml:space="preserve">　売上原価</w:t>
+            </w:r>
+          </w:p>
+        </w:tc>
+        <w:tc>
+          <w:tcPr>
+            <w:tcW w:type="dxa" w:w="2268"/>
+          </w:tcPr>
+          <w:p>
+            <w:pPr>
+              <w:spacing w:after="0"/>
+              <w:jc w:val="right"/>
+            </w:pPr>
+            <w:r>
+              <w:rPr>
+                <w:rFonts w:ascii="BIZ UDPゴシック" w:hAnsi="BIZ UDPゴシック" w:eastAsia="BIZ UDPゴシック"/>
+                <w:b w:val="0"/>
+                <w:sz w:val="18"/>
+              </w:rPr>
+              <w:t>203,987</w:t>
+            </w:r>
+          </w:p>
+        </w:tc>
+      </w:tr>
+      <w:tr>
+        <w:tc>
+          <w:tcPr>
+            <w:tcW w:type="dxa" w:w="5102"/>
+          </w:tcPr>
+          <w:p>
+            <w:pPr>
+              <w:spacing w:after="0"/>
+            </w:pPr>
+            <w:r>
+              <w:rPr>
+                <w:rFonts w:ascii="BIZ UDPゴシック" w:hAnsi="BIZ UDPゴシック" w:eastAsia="BIZ UDPゴシック"/>
+                <w:b/>
+                <w:sz w:val="18"/>
+              </w:rPr>
+              <w:t>売上総利益</w:t>
+            </w:r>
+          </w:p>
+        </w:tc>
+        <w:tc>
+          <w:tcPr>
+            <w:tcW w:type="dxa" w:w="2268"/>
+          </w:tcPr>
+          <w:p>
+            <w:pPr>
+              <w:spacing w:after="0"/>
+              <w:jc w:val="right"/>
+            </w:pPr>
+            <w:r>
+              <w:rPr>
+                <w:rFonts w:ascii="BIZ UDPゴシック" w:hAnsi="BIZ UDPゴシック" w:eastAsia="BIZ UDPゴシック"/>
+                <w:b/>
+                <w:sz w:val="18"/>
+              </w:rPr>
+              <w:t>501,076</w:t>
+            </w:r>
+          </w:p>
+        </w:tc>
+      </w:tr>
+      <w:tr>
+        <w:tc>
+          <w:tcPr>
+            <w:tcW w:type="dxa" w:w="5102"/>
+          </w:tcPr>
+          <w:p>
+            <w:pPr>
+              <w:spacing w:after="0"/>
+            </w:pPr>
+            <w:r>
+              <w:rPr>
+                <w:rFonts w:ascii="BIZ UDPゴシック" w:hAnsi="BIZ UDPゴシック" w:eastAsia="BIZ UDPゴシック"/>
+                <w:b w:val="0"/>
+                <w:sz w:val="18"/>
+              </w:rPr>
+              <w:t xml:space="preserve">　販売費及び一般管理費</w:t>
+            </w:r>
+          </w:p>
+        </w:tc>
+        <w:tc>
+          <w:tcPr>
+            <w:tcW w:type="dxa" w:w="2268"/>
+          </w:tcPr>
+          <w:p>
+            <w:pPr>
+              <w:spacing w:after="0"/>
+              <w:jc w:val="right"/>
+            </w:pPr>
+            <w:r>
+              <w:rPr>
+                <w:rFonts w:ascii="BIZ UDPゴシック" w:hAnsi="BIZ UDPゴシック" w:eastAsia="BIZ UDPゴシック"/>
+                <w:b w:val="0"/>
+                <w:sz w:val="18"/>
+              </w:rPr>
+              <w:t>418,248</w:t>
+            </w:r>
+          </w:p>
+        </w:tc>
+      </w:tr>
+      <w:tr>
+        <w:tc>
+          <w:tcPr>
+            <w:tcW w:type="dxa" w:w="5102"/>
+          </w:tcPr>
+          <w:p>
+            <w:pPr>
+              <w:spacing w:after="0"/>
+            </w:pPr>
+            <w:r>
+              <w:rPr>
+                <w:rFonts w:ascii="BIZ UDPゴシック" w:hAnsi="BIZ UDPゴシック" w:eastAsia="BIZ UDPゴシック"/>
+                <w:b/>
+                <w:sz w:val="18"/>
+              </w:rPr>
+              <w:t>営業利益</w:t>
+            </w:r>
+          </w:p>
+        </w:tc>
+        <w:tc>
+          <w:tcPr>
+            <w:tcW w:type="dxa" w:w="2268"/>
+          </w:tcPr>
+          <w:p>
+            <w:pPr>
+              <w:spacing w:after="0"/>
+              <w:jc w:val="right"/>
+            </w:pPr>
+            <w:r>
+              <w:rPr>
+                <w:rFonts w:ascii="BIZ UDPゴシック" w:hAnsi="BIZ UDPゴシック" w:eastAsia="BIZ UDPゴシック"/>
+                <w:b/>
+                <w:sz w:val="18"/>
+              </w:rPr>
+              <w:t>82,828</w:t>
+            </w:r>
+          </w:p>
+        </w:tc>
+      </w:tr>
+      <w:tr>
+        <w:tc>
+          <w:tcPr>
+            <w:tcW w:type="dxa" w:w="5102"/>
+          </w:tcPr>
+          <w:p>
+            <w:pPr>
+              <w:spacing w:after="0"/>
+            </w:pPr>
+            <w:r>
+              <w:rPr>
+                <w:rFonts w:ascii="BIZ UDPゴシック" w:hAnsi="BIZ UDPゴシック" w:eastAsia="BIZ UDPゴシック"/>
+                <w:b w:val="0"/>
+                <w:sz w:val="18"/>
+              </w:rPr>
+              <w:t xml:space="preserve">　営業外収益</w:t>
+            </w:r>
+          </w:p>
+        </w:tc>
+        <w:tc>
+          <w:tcPr>
+            <w:tcW w:type="dxa" w:w="2268"/>
+          </w:tcPr>
+          <w:p>
+            <w:pPr>
+              <w:spacing w:after="0"/>
+              <w:jc w:val="right"/>
+            </w:pPr>
+            <w:r>
+              <w:rPr>
+                <w:rFonts w:ascii="BIZ UDPゴシック" w:hAnsi="BIZ UDPゴシック" w:eastAsia="BIZ UDPゴシック"/>
+                <w:b w:val="0"/>
+                <w:sz w:val="18"/>
+              </w:rPr>
+              <w:t>1,668</w:t>
+            </w:r>
+          </w:p>
+        </w:tc>
+      </w:tr>
+      <w:tr>
+        <w:tc>
+          <w:tcPr>
+            <w:tcW w:type="dxa" w:w="5102"/>
+          </w:tcPr>
+          <w:p>
+            <w:pPr>
+              <w:spacing w:after="0"/>
+            </w:pPr>
+            <w:r>
+              <w:rPr>
+                <w:rFonts w:ascii="BIZ UDPゴシック" w:hAnsi="BIZ UDPゴシック" w:eastAsia="BIZ UDPゴシック"/>
+                <w:b/>
+                <w:sz w:val="18"/>
+              </w:rPr>
+              <w:t>経常利益</w:t>
+            </w:r>
+          </w:p>
+        </w:tc>
+        <w:tc>
+          <w:tcPr>
+            <w:tcW w:type="dxa" w:w="2268"/>
+          </w:tcPr>
+          <w:p>
+            <w:pPr>
+              <w:spacing w:after="0"/>
+              <w:jc w:val="right"/>
+            </w:pPr>
+            <w:r>
+              <w:rPr>
+                <w:rFonts w:ascii="BIZ UDPゴシック" w:hAnsi="BIZ UDPゴシック" w:eastAsia="BIZ UDPゴシック"/>
+                <w:b/>
+                <w:sz w:val="18"/>
+              </w:rPr>
+              <w:t>84,496</w:t>
+            </w:r>
+          </w:p>
+        </w:tc>
+      </w:tr>
+      <w:tr>
+        <w:tc>
+          <w:tcPr>
+            <w:tcW w:type="dxa" w:w="5102"/>
+          </w:tcPr>
+          <w:p>
+            <w:pPr>
+              <w:spacing w:after="0"/>
+            </w:pPr>
+            <w:r>
+              <w:rPr>
+                <w:rFonts w:ascii="BIZ UDPゴシック" w:hAnsi="BIZ UDPゴシック" w:eastAsia="BIZ UDPゴシック"/>
+                <w:b w:val="0"/>
+                <w:sz w:val="18"/>
+              </w:rPr>
+              <w:t xml:space="preserve">　特別利益（※6）</w:t>
+            </w:r>
+          </w:p>
+        </w:tc>
+        <w:tc>
+          <w:tcPr>
+            <w:tcW w:type="dxa" w:w="2268"/>
+          </w:tcPr>
+          <w:p>
+            <w:pPr>
+              <w:spacing w:after="0"/>
+              <w:jc w:val="right"/>
+            </w:pPr>
+            <w:r>
+              <w:rPr>
+                <w:rFonts w:ascii="BIZ UDPゴシック" w:hAnsi="BIZ UDPゴシック" w:eastAsia="BIZ UDPゴシック"/>
+                <w:b w:val="0"/>
+                <w:sz w:val="18"/>
+              </w:rPr>
+              <w:t>5,904</w:t>
+            </w:r>
+          </w:p>
+        </w:tc>
+      </w:tr>
+      <w:tr>
+        <w:tc>
+          <w:tcPr>
+            <w:tcW w:type="dxa" w:w="5102"/>
+          </w:tcPr>
+          <w:p>
+            <w:pPr>
+              <w:spacing w:after="0"/>
+            </w:pPr>
+            <w:r>
+              <w:rPr>
+                <w:rFonts w:ascii="BIZ UDPゴシック" w:hAnsi="BIZ UDPゴシック" w:eastAsia="BIZ UDPゴシック"/>
+                <w:b w:val="0"/>
+                <w:sz w:val="18"/>
+              </w:rPr>
+              <w:t xml:space="preserve">　特別損失（※6）</w:t>
+            </w:r>
+          </w:p>
+        </w:tc>
+        <w:tc>
+          <w:tcPr>
+            <w:tcW w:type="dxa" w:w="2268"/>
+          </w:tcPr>
+          <w:p>
+            <w:pPr>
+              <w:spacing w:after="0"/>
+              <w:jc w:val="right"/>
+            </w:pPr>
+            <w:r>
+              <w:rPr>
+                <w:rFonts w:ascii="BIZ UDPゴシック" w:hAnsi="BIZ UDPゴシック" w:eastAsia="BIZ UDPゴシック"/>
+                <w:b w:val="0"/>
+                <w:sz w:val="18"/>
+              </w:rPr>
+              <w:t>8,073</w:t>
+            </w:r>
+          </w:p>
+        </w:tc>
+      </w:tr>
+      <w:tr>
+        <w:tc>
+          <w:tcPr>
+            <w:tcW w:type="dxa" w:w="5102"/>
+          </w:tcPr>
+          <w:p>
+            <w:pPr>
+              <w:spacing w:after="0"/>
+            </w:pPr>
+            <w:r>
+              <w:rPr>
+                <w:rFonts w:ascii="BIZ UDPゴシック" w:hAnsi="BIZ UDPゴシック" w:eastAsia="BIZ UDPゴシック"/>
+                <w:b/>
+                <w:sz w:val="18"/>
+              </w:rPr>
+              <w:t>税引前当期純利益</w:t>
+            </w:r>
+          </w:p>
+        </w:tc>
+        <w:tc>
+          <w:tcPr>
+            <w:tcW w:type="dxa" w:w="2268"/>
+          </w:tcPr>
+          <w:p>
+            <w:pPr>
+              <w:spacing w:after="0"/>
+              <w:jc w:val="right"/>
+            </w:pPr>
+            <w:r>
+              <w:rPr>
+                <w:rFonts w:ascii="BIZ UDPゴシック" w:hAnsi="BIZ UDPゴシック" w:eastAsia="BIZ UDPゴシック"/>
+                <w:b/>
+                <w:sz w:val="18"/>
+              </w:rPr>
+              <w:t>82,327</w:t>
+            </w:r>
+          </w:p>
+        </w:tc>
+      </w:tr>
+      <w:tr>
+        <w:tc>
+          <w:tcPr>
+            <w:tcW w:type="dxa" w:w="5102"/>
+          </w:tcPr>
+          <w:p>
+            <w:pPr>
+              <w:spacing w:after="0"/>
+            </w:pPr>
+            <w:r>
+              <w:rPr>
+                <w:rFonts w:ascii="BIZ UDPゴシック" w:hAnsi="BIZ UDPゴシック" w:eastAsia="BIZ UDPゴシック"/>
+                <w:b w:val="0"/>
+                <w:sz w:val="18"/>
+              </w:rPr>
+              <w:t xml:space="preserve">　法人税等</w:t>
+            </w:r>
+          </w:p>
+        </w:tc>
+        <w:tc>
+          <w:tcPr>
+            <w:tcW w:type="dxa" w:w="2268"/>
+          </w:tcPr>
+          <w:p>
+            <w:pPr>
+              <w:spacing w:after="0"/>
+              <w:jc w:val="right"/>
+            </w:pPr>
+            <w:r>
+              <w:rPr>
+                <w:rFonts w:ascii="BIZ UDPゴシック" w:hAnsi="BIZ UDPゴシック" w:eastAsia="BIZ UDPゴシック"/>
+                <w:b w:val="0"/>
+                <w:sz w:val="18"/>
+              </w:rPr>
+              <w:t>28,059</w:t>
+            </w:r>
+          </w:p>
+        </w:tc>
+      </w:tr>
+      <w:tr>
+        <w:tc>
+          <w:tcPr>
+            <w:tcW w:type="dxa" w:w="5102"/>
+          </w:tcPr>
+          <w:p>
+            <w:pPr>
+              <w:spacing w:after="0"/>
+            </w:pPr>
+            <w:r>
+              <w:rPr>
+                <w:rFonts w:ascii="BIZ UDPゴシック" w:hAnsi="BIZ UDPゴシック" w:eastAsia="BIZ UDPゴシック"/>
+                <w:b/>
+                <w:sz w:val="18"/>
+              </w:rPr>
+              <w:t>当期純利益</w:t>
+            </w:r>
+          </w:p>
+        </w:tc>
+        <w:tc>
+          <w:tcPr>
+            <w:tcW w:type="dxa" w:w="2268"/>
+          </w:tcPr>
+          <w:p>
+            <w:pPr>
+              <w:spacing w:after="0"/>
+              <w:jc w:val="right"/>
+            </w:pPr>
+            <w:r>
+              <w:rPr>
+                <w:rFonts w:ascii="BIZ UDPゴシック" w:hAnsi="BIZ UDPゴシック" w:eastAsia="BIZ UDPゴシック"/>
+                <w:b/>
+                <w:sz w:val="18"/>
+              </w:rPr>
+              <w:t>54,269</w:t>
+            </w:r>
+          </w:p>
+        </w:tc>
+      </w:tr>
+    </w:tbl>
+    <w:p>
+      <w:pPr>
+        <w:spacing w:after="40" w:before="0"/>
+      </w:pPr>
+      <w:r>
+        <w:rPr>
+          <w:rFonts w:ascii="BIZ UDPゴシック" w:hAnsi="BIZ UDPゴシック" w:eastAsia="BIZ UDPゴシック"/>
+          <w:b w:val="0"/>
+          <w:sz w:val="19"/>
+        </w:rPr>
+      </w:r>
+    </w:p>
+    <w:p>
+      <w:pPr>
+        <w:spacing w:after="40" w:before="0"/>
+      </w:pPr>
+      <w:r>
+        <w:rPr>
+          <w:rFonts w:ascii="BIZ UDPゴシック" w:hAnsi="BIZ UDPゴシック" w:eastAsia="BIZ UDPゴシック"/>
+          <w:b w:val="0"/>
+          <w:sz w:val="17"/>
+        </w:rPr>
+        <w:t>※5　第2期決算報告書から主要科目を抜粋し、千円未満を四捨五入して表示しております。借入金はございません。</w:t>
+      </w:r>
+    </w:p>
+    <w:p>
+      <w:pPr>
+        <w:spacing w:after="40" w:before="0"/>
+      </w:pPr>
+      <w:r>
+        <w:rPr>
+          <w:rFonts w:ascii="BIZ UDPゴシック" w:hAnsi="BIZ UDPゴシック" w:eastAsia="BIZ UDPゴシック"/>
+          <w:b w:val="0"/>
+          <w:sz w:val="17"/>
+        </w:rPr>
+        <w:t>※6　特別利益および特別損失は、いずれも前期損益修正によるものです。</w:t>
+      </w:r>
+    </w:p>
+    <w:p>
+      <w:pPr>
+        <w:spacing w:after="40" w:before="0"/>
+      </w:pPr>
+      <w:r>
+        <w:rPr>
+          <w:rFonts w:ascii="BIZ UDPゴシック" w:hAnsi="BIZ UDPゴシック" w:eastAsia="BIZ UDPゴシック"/>
+          <w:b w:val="0"/>
+          <w:sz w:val="17"/>
+        </w:rPr>
+        <w:t>※7　（参考）営業利益に減価償却費を加えた金額は84,463千円です。</w:t>
       </w:r>
     </w:p>
     <w:sectPr>
       <w:pgSz w:w="12240" w:h="15840"/>
-      <w:pgMar w:top="1020" w:right="1134" w:bottom="1020" w:left="1134" w:header="720" w:footer="720" w:gutter="0"/>
+      <w:pgMar w:top="907" w:right="1134" w:bottom="907" w:left="1134" w:header="720" w:footer="720" w:gutter="0"/>
       <w:cols w:space="720"/>
       <w:docGrid w:linePitch="360"/>
     </w:sectPr>
